--- a/flow/20230927_hours/pentecost/тиждень-1/1-4.docx
+++ b/flow/20230927_hours/pentecost/тиждень-1/1-4.docx
@@ -94,18 +94,15 @@
     </w:p>
     <w:p>
       <w:pPr>
-        <w:spacing w:line="240" w:lineRule="auto"/>
-        <w:rPr>
-          <w:rFonts w:ascii="Times New Roman" w:hAnsi="Times New Roman"/>
-          <w:sz w:val="24"/>
-        </w:rPr>
-      </w:pPr>
-      <w:r>
-        <w:rPr>
-          <w:rFonts w:ascii="Times New Roman" w:hAnsi="Times New Roman"/>
-          <w:sz w:val="24"/>
-        </w:rPr>
-        <w:t>Царю небесний, утішителю, Душе істини,* що всюди єси і все наповняєш,* скарбе дібр і життя подателю,* прийди і вселися в нас,* і очисти нас від усякої скверни,* і спаси, Благий, душі наші.</w:t>
+        <w:pStyle w:val="a"/>
+        <w:spacing w:after="120"/>
+      </w:pPr>
+      <w:r>
+        <w:rPr>
+          <w:rFonts w:ascii="Times New Roman" w:hAnsi="Times New Roman"/>
+          <w:sz w:val="24"/>
+        </w:rPr>
+        <w:t>Ца́рю небе́сний, утіши́телю, Ду́ше íстини,* що всю́ди єси́ і все наповня́єш,* скарбни́це благ і життя́ пода́телю,* прийди́, і всели́ся в нас,* і очи́сти нас від уся́кої скве́рни,* і спаси́, благи́й, ду́ші на́ші.</w:t>
       </w:r>
     </w:p>
     <w:p>
@@ -266,42 +263,24 @@
     </w:p>
     <w:p>
       <w:pPr>
-        <w:spacing w:line="240" w:lineRule="auto"/>
-        <w:rPr>
-          <w:rFonts w:ascii="Times New Roman" w:hAnsi="Times New Roman"/>
-          <w:sz w:val="24"/>
-        </w:rPr>
-      </w:pPr>
-      <w:r>
-        <w:rPr>
-          <w:rFonts w:ascii="Times New Roman" w:hAnsi="Times New Roman"/>
-          <w:i/>
-          <w:color w:val="FF0000"/>
-          <w:sz w:val="24"/>
-        </w:rPr>
-        <w:t>Священик</w:t>
-      </w:r>
-      <w:r>
-        <w:rPr>
-          <w:rFonts w:ascii="Times New Roman" w:hAnsi="Times New Roman"/>
-          <w:color w:val="FF0000"/>
-          <w:sz w:val="24"/>
-        </w:rPr>
-        <w:t xml:space="preserve">: </w:t>
-      </w:r>
-      <w:r>
-        <w:rPr>
-          <w:rFonts w:ascii="Times New Roman" w:hAnsi="Times New Roman"/>
-          <w:sz w:val="24"/>
-        </w:rPr>
-        <w:t xml:space="preserve">Бо твоє є царство, і сила, і слава, Отця, і Сина, і Святого Духа, нині і повсякчас, і на віки </w:t>
-      </w:r>
-      <w:r>
-        <w:rPr>
-          <w:rFonts w:ascii="Times New Roman" w:hAnsi="Times New Roman"/>
-          <w:sz w:val="24"/>
-        </w:rPr>
-        <w:t>віків.</w:t>
+        <w:pStyle w:val="a"/>
+        <w:spacing w:after="120"/>
+      </w:pPr>
+      <w:r>
+        <w:rPr>
+          <w:rFonts w:ascii="Times New Roman" w:hAnsi="Times New Roman"/>
+          <w:i/>
+          <w:color w:val="FF0000"/>
+          <w:sz w:val="24"/>
+        </w:rPr>
+        <w:t>Священник:</w:t>
+      </w:r>
+      <w:r>
+        <w:rPr>
+          <w:rFonts w:ascii="Times New Roman" w:hAnsi="Times New Roman"/>
+          <w:sz w:val="24"/>
+        </w:rPr>
+        <w:t xml:space="preserve"> Бо Твоє є царство, і сила, і слава, Отця, і Сина, і Святого Духа, нині, і повсякчас, і на віки віків.</w:t>
       </w:r>
     </w:p>
     <w:p>
@@ -1570,34 +1549,24 @@
     </w:p>
     <w:p>
       <w:pPr>
-        <w:spacing w:line="240" w:lineRule="auto"/>
-        <w:rPr>
-          <w:rFonts w:ascii="Times New Roman" w:hAnsi="Times New Roman"/>
-          <w:sz w:val="24"/>
-        </w:rPr>
-      </w:pPr>
-      <w:r>
-        <w:rPr>
-          <w:rFonts w:ascii="Times New Roman" w:hAnsi="Times New Roman"/>
-          <w:i/>
-          <w:color w:val="FF0000"/>
-          <w:sz w:val="24"/>
-        </w:rPr>
-        <w:t xml:space="preserve">Священик: </w:t>
-      </w:r>
-      <w:r>
-        <w:rPr>
-          <w:rFonts w:ascii="Times New Roman" w:hAnsi="Times New Roman"/>
-          <w:sz w:val="24"/>
-        </w:rPr>
-        <w:t xml:space="preserve">Бо твоє є царство, і сила, і слава, Отця, і Сина, і Святого Духа, нині і повсякчас, і на віки </w:t>
-      </w:r>
-      <w:r>
-        <w:rPr>
-          <w:rFonts w:ascii="Times New Roman" w:hAnsi="Times New Roman"/>
-          <w:sz w:val="24"/>
-        </w:rPr>
-        <w:t>віків.</w:t>
+        <w:pStyle w:val="a"/>
+        <w:spacing w:after="120"/>
+      </w:pPr>
+      <w:r>
+        <w:rPr>
+          <w:rFonts w:ascii="Times New Roman" w:hAnsi="Times New Roman"/>
+          <w:i/>
+          <w:color w:val="FF0000"/>
+          <w:sz w:val="24"/>
+        </w:rPr>
+        <w:t>Священник:</w:t>
+      </w:r>
+      <w:r>
+        <w:rPr>
+          <w:rFonts w:ascii="Times New Roman" w:hAnsi="Times New Roman"/>
+          <w:sz w:val="24"/>
+        </w:rPr>
+        <w:t xml:space="preserve"> Бо Твоє є царство, і сила, і слава, Отця, і Сина, і Святого Духа, нині, і повсякчас, і на віки віків.</w:t>
       </w:r>
     </w:p>
     <w:p>
@@ -2222,18 +2191,15 @@
     </w:p>
     <w:p>
       <w:pPr>
-        <w:spacing w:line="240" w:lineRule="auto"/>
-        <w:rPr>
-          <w:rFonts w:ascii="Times New Roman" w:hAnsi="Times New Roman"/>
-          <w:sz w:val="24"/>
-        </w:rPr>
-      </w:pPr>
-      <w:r>
-        <w:rPr>
-          <w:rFonts w:ascii="Times New Roman" w:hAnsi="Times New Roman"/>
-          <w:sz w:val="24"/>
-        </w:rPr>
-        <w:t>Царю небесний, утішителю, Душе істини,* що всюди єси і все наповняєш,* скарбе дібр і життя подателю,* прийди і вселися в нас,* і очисти нас від усякої скверни,* і спаси, Благий, душі наші.</w:t>
+        <w:pStyle w:val="a"/>
+        <w:spacing w:after="120"/>
+      </w:pPr>
+      <w:r>
+        <w:rPr>
+          <w:rFonts w:ascii="Times New Roman" w:hAnsi="Times New Roman"/>
+          <w:sz w:val="24"/>
+        </w:rPr>
+        <w:t>Ца́рю небе́сний, утіши́телю, Ду́ше íстини,* що всю́ди єси́ і все наповня́єш,* скарбни́це благ і життя́ пода́телю,* прийди́, і всели́ся в нас,* і очи́сти нас від уся́кої скве́рни,* і спаси́, благи́й, ду́ші на́ші.</w:t>
       </w:r>
     </w:p>
     <w:p>
@@ -2394,34 +2360,24 @@
     </w:p>
     <w:p>
       <w:pPr>
-        <w:spacing w:line="240" w:lineRule="auto"/>
-        <w:rPr>
-          <w:rFonts w:ascii="Times New Roman" w:hAnsi="Times New Roman"/>
-          <w:sz w:val="24"/>
-        </w:rPr>
-      </w:pPr>
-      <w:r>
-        <w:rPr>
-          <w:rFonts w:ascii="Times New Roman" w:hAnsi="Times New Roman"/>
-          <w:i/>
-          <w:color w:val="FF0000"/>
-          <w:sz w:val="24"/>
-        </w:rPr>
-        <w:t xml:space="preserve">Священик: </w:t>
-      </w:r>
-      <w:r>
-        <w:rPr>
-          <w:rFonts w:ascii="Times New Roman" w:hAnsi="Times New Roman"/>
-          <w:sz w:val="24"/>
-        </w:rPr>
-        <w:t xml:space="preserve">Бо твоє є царство, і сила, і слава, Отця, і Сина, і Святого Духа, нині і повсякчас, і на віки </w:t>
-      </w:r>
-      <w:r>
-        <w:rPr>
-          <w:rFonts w:ascii="Times New Roman" w:hAnsi="Times New Roman"/>
-          <w:sz w:val="24"/>
-        </w:rPr>
-        <w:t>віків.</w:t>
+        <w:pStyle w:val="a"/>
+        <w:spacing w:after="120"/>
+      </w:pPr>
+      <w:r>
+        <w:rPr>
+          <w:rFonts w:ascii="Times New Roman" w:hAnsi="Times New Roman"/>
+          <w:i/>
+          <w:color w:val="FF0000"/>
+          <w:sz w:val="24"/>
+        </w:rPr>
+        <w:t>Священник:</w:t>
+      </w:r>
+      <w:r>
+        <w:rPr>
+          <w:rFonts w:ascii="Times New Roman" w:hAnsi="Times New Roman"/>
+          <w:sz w:val="24"/>
+        </w:rPr>
+        <w:t xml:space="preserve"> Бо Твоє є царство, і сила, і слава, Отця, і Сина, і Святого Духа, нині, і повсякчас, і на віки віків.</w:t>
       </w:r>
     </w:p>
     <w:p>
@@ -4057,34 +4013,24 @@
     </w:p>
     <w:p>
       <w:pPr>
-        <w:spacing w:line="240" w:lineRule="auto"/>
-        <w:rPr>
-          <w:rFonts w:ascii="Times New Roman" w:hAnsi="Times New Roman"/>
-          <w:sz w:val="24"/>
-        </w:rPr>
-      </w:pPr>
-      <w:r>
-        <w:rPr>
-          <w:rFonts w:ascii="Times New Roman" w:hAnsi="Times New Roman"/>
-          <w:i/>
-          <w:color w:val="FF0000"/>
-          <w:sz w:val="24"/>
-        </w:rPr>
-        <w:t xml:space="preserve">Священик: </w:t>
-      </w:r>
-      <w:r>
-        <w:rPr>
-          <w:rFonts w:ascii="Times New Roman" w:hAnsi="Times New Roman"/>
-          <w:sz w:val="24"/>
-        </w:rPr>
-        <w:t xml:space="preserve">Бо твоє є царство, і сила, і слава, Отця, і Сина, і Святого Духа, нині і повсякчас, і на віки </w:t>
-      </w:r>
-      <w:r>
-        <w:rPr>
-          <w:rFonts w:ascii="Times New Roman" w:hAnsi="Times New Roman"/>
-          <w:sz w:val="24"/>
-        </w:rPr>
-        <w:t>віків.</w:t>
+        <w:pStyle w:val="a"/>
+        <w:spacing w:after="120"/>
+      </w:pPr>
+      <w:r>
+        <w:rPr>
+          <w:rFonts w:ascii="Times New Roman" w:hAnsi="Times New Roman"/>
+          <w:i/>
+          <w:color w:val="FF0000"/>
+          <w:sz w:val="24"/>
+        </w:rPr>
+        <w:t>Священник:</w:t>
+      </w:r>
+      <w:r>
+        <w:rPr>
+          <w:rFonts w:ascii="Times New Roman" w:hAnsi="Times New Roman"/>
+          <w:sz w:val="24"/>
+        </w:rPr>
+        <w:t xml:space="preserve"> Бо Твоє є царство, і сила, і слава, Отця, і Сина, і Святого Духа, нині, і повсякчас, і на віки віків.</w:t>
       </w:r>
     </w:p>
     <w:p>
@@ -4769,18 +4715,15 @@
     </w:p>
     <w:p>
       <w:pPr>
-        <w:spacing w:line="240" w:lineRule="auto"/>
-        <w:rPr>
-          <w:rFonts w:ascii="Times New Roman" w:hAnsi="Times New Roman"/>
-          <w:sz w:val="24"/>
-        </w:rPr>
-      </w:pPr>
-      <w:r>
-        <w:rPr>
-          <w:rFonts w:ascii="Times New Roman" w:hAnsi="Times New Roman"/>
-          <w:sz w:val="24"/>
-        </w:rPr>
-        <w:t>Царю небесний, утішителю, Душе істини,* що всюди єси і все наповняєш,* скарбе дібр і життя подателю,* прийди і вселися в нас,* і очисти нас від усякої скверни,* і спаси, Благий, душі наші.</w:t>
+        <w:pStyle w:val="a"/>
+        <w:spacing w:after="120"/>
+      </w:pPr>
+      <w:r>
+        <w:rPr>
+          <w:rFonts w:ascii="Times New Roman" w:hAnsi="Times New Roman"/>
+          <w:sz w:val="24"/>
+        </w:rPr>
+        <w:t>Ца́рю небе́сний, утіши́телю, Ду́ше íстини,* що всю́ди єси́ і все наповня́єш,* скарбни́це благ і життя́ пода́телю,* прийди́, і всели́ся в нас,* і очи́сти нас від уся́кої скве́рни,* і спаси́, благи́й, ду́ші на́ші.</w:t>
       </w:r>
     </w:p>
     <w:p>
@@ -4941,34 +4884,24 @@
     </w:p>
     <w:p>
       <w:pPr>
-        <w:spacing w:line="240" w:lineRule="auto"/>
-        <w:rPr>
-          <w:rFonts w:ascii="Times New Roman" w:hAnsi="Times New Roman"/>
-          <w:sz w:val="24"/>
-        </w:rPr>
-      </w:pPr>
-      <w:r>
-        <w:rPr>
-          <w:rFonts w:ascii="Times New Roman" w:hAnsi="Times New Roman"/>
-          <w:i/>
-          <w:color w:val="FF0000"/>
-          <w:sz w:val="24"/>
-        </w:rPr>
-        <w:t xml:space="preserve">Священик: </w:t>
-      </w:r>
-      <w:r>
-        <w:rPr>
-          <w:rFonts w:ascii="Times New Roman" w:hAnsi="Times New Roman"/>
-          <w:sz w:val="24"/>
-        </w:rPr>
-        <w:t xml:space="preserve">Бо твоє є царство, і сила, і слава, Отця, і Сина, і Святого Духа, нині і повсякчас, і на віки </w:t>
-      </w:r>
-      <w:r>
-        <w:rPr>
-          <w:rFonts w:ascii="Times New Roman" w:hAnsi="Times New Roman"/>
-          <w:sz w:val="24"/>
-        </w:rPr>
-        <w:t>віків.</w:t>
+        <w:pStyle w:val="a"/>
+        <w:spacing w:after="120"/>
+      </w:pPr>
+      <w:r>
+        <w:rPr>
+          <w:rFonts w:ascii="Times New Roman" w:hAnsi="Times New Roman"/>
+          <w:i/>
+          <w:color w:val="FF0000"/>
+          <w:sz w:val="24"/>
+        </w:rPr>
+        <w:t>Священник:</w:t>
+      </w:r>
+      <w:r>
+        <w:rPr>
+          <w:rFonts w:ascii="Times New Roman" w:hAnsi="Times New Roman"/>
+          <w:sz w:val="24"/>
+        </w:rPr>
+        <w:t xml:space="preserve"> Бо Твоє є царство, і сила, і слава, Отця, і Сина, і Святого Духа, нині, і повсякчас, і на віки віків.</w:t>
       </w:r>
     </w:p>
     <w:p>
@@ -6328,34 +6261,24 @@
     </w:p>
     <w:p>
       <w:pPr>
-        <w:spacing w:line="240" w:lineRule="auto"/>
-        <w:rPr>
-          <w:rFonts w:ascii="Times New Roman" w:hAnsi="Times New Roman"/>
-          <w:sz w:val="24"/>
-        </w:rPr>
-      </w:pPr>
-      <w:r>
-        <w:rPr>
-          <w:rFonts w:ascii="Times New Roman" w:hAnsi="Times New Roman"/>
-          <w:i/>
-          <w:color w:val="FF0000"/>
-          <w:sz w:val="24"/>
-        </w:rPr>
-        <w:t xml:space="preserve">Священик: </w:t>
-      </w:r>
-      <w:r>
-        <w:rPr>
-          <w:rFonts w:ascii="Times New Roman" w:hAnsi="Times New Roman"/>
-          <w:sz w:val="24"/>
-        </w:rPr>
-        <w:t xml:space="preserve">Бо твоє є царство, і сила, і слава, Отця, і Сина, і Святого Духа, нині і повсякчас, і на віки </w:t>
-      </w:r>
-      <w:r>
-        <w:rPr>
-          <w:rFonts w:ascii="Times New Roman" w:hAnsi="Times New Roman"/>
-          <w:sz w:val="24"/>
-        </w:rPr>
-        <w:t>віків.</w:t>
+        <w:pStyle w:val="a"/>
+        <w:spacing w:after="120"/>
+      </w:pPr>
+      <w:r>
+        <w:rPr>
+          <w:rFonts w:ascii="Times New Roman" w:hAnsi="Times New Roman"/>
+          <w:i/>
+          <w:color w:val="FF0000"/>
+          <w:sz w:val="24"/>
+        </w:rPr>
+        <w:t>Священник:</w:t>
+      </w:r>
+      <w:r>
+        <w:rPr>
+          <w:rFonts w:ascii="Times New Roman" w:hAnsi="Times New Roman"/>
+          <w:sz w:val="24"/>
+        </w:rPr>
+        <w:t xml:space="preserve"> Бо Твоє є царство, і сила, і слава, Отця, і Сина, і Святого Духа, нині, і повсякчас, і на віки віків.</w:t>
       </w:r>
     </w:p>
     <w:p>
@@ -6995,18 +6918,15 @@
     </w:p>
     <w:p>
       <w:pPr>
-        <w:spacing w:line="240" w:lineRule="auto"/>
-        <w:rPr>
-          <w:rFonts w:ascii="Times New Roman" w:hAnsi="Times New Roman"/>
-          <w:sz w:val="24"/>
-        </w:rPr>
-      </w:pPr>
-      <w:r>
-        <w:rPr>
-          <w:rFonts w:ascii="Times New Roman" w:hAnsi="Times New Roman"/>
-          <w:sz w:val="24"/>
-        </w:rPr>
-        <w:t>Царю небесний, утішителю, Душе істини,* що всюди єси і все наповняєш,* скарбе дібр і життя подателю,* прийди і вселися в нас,* і очисти нас від усякої скверни,* і спаси, Благий, душі наші.</w:t>
+        <w:pStyle w:val="a"/>
+        <w:spacing w:after="120"/>
+      </w:pPr>
+      <w:r>
+        <w:rPr>
+          <w:rFonts w:ascii="Times New Roman" w:hAnsi="Times New Roman"/>
+          <w:sz w:val="24"/>
+        </w:rPr>
+        <w:t>Ца́рю небе́сний, утіши́телю, Ду́ше íстини,* що всю́ди єси́ і все наповня́єш,* скарбни́це благ і життя́ пода́телю,* прийди́, і всели́ся в нас,* і очи́сти нас від уся́кої скве́рни,* і спаси́, благи́й, ду́ші на́ші.</w:t>
       </w:r>
     </w:p>
     <w:p>
@@ -7167,34 +7087,24 @@
     </w:p>
     <w:p>
       <w:pPr>
-        <w:spacing w:line="240" w:lineRule="auto"/>
-        <w:rPr>
-          <w:rFonts w:ascii="Times New Roman" w:hAnsi="Times New Roman"/>
-          <w:sz w:val="24"/>
-        </w:rPr>
-      </w:pPr>
-      <w:r>
-        <w:rPr>
-          <w:rFonts w:ascii="Times New Roman" w:hAnsi="Times New Roman"/>
-          <w:i/>
-          <w:color w:val="FF0000"/>
-          <w:sz w:val="24"/>
-        </w:rPr>
-        <w:t xml:space="preserve">Священик: </w:t>
-      </w:r>
-      <w:r>
-        <w:rPr>
-          <w:rFonts w:ascii="Times New Roman" w:hAnsi="Times New Roman"/>
-          <w:sz w:val="24"/>
-        </w:rPr>
-        <w:t xml:space="preserve">Бо твоє є царство, і сила, і слава, Отця, і Сина, і Святого Духа, нині і повсякчас, і на віки </w:t>
-      </w:r>
-      <w:r>
-        <w:rPr>
-          <w:rFonts w:ascii="Times New Roman" w:hAnsi="Times New Roman"/>
-          <w:sz w:val="24"/>
-        </w:rPr>
-        <w:t>віків.</w:t>
+        <w:pStyle w:val="a"/>
+        <w:spacing w:after="120"/>
+      </w:pPr>
+      <w:r>
+        <w:rPr>
+          <w:rFonts w:ascii="Times New Roman" w:hAnsi="Times New Roman"/>
+          <w:i/>
+          <w:color w:val="FF0000"/>
+          <w:sz w:val="24"/>
+        </w:rPr>
+        <w:t>Священник:</w:t>
+      </w:r>
+      <w:r>
+        <w:rPr>
+          <w:rFonts w:ascii="Times New Roman" w:hAnsi="Times New Roman"/>
+          <w:sz w:val="24"/>
+        </w:rPr>
+        <w:t xml:space="preserve"> Бо Твоє є царство, і сила, і слава, Отця, і Сина, і Святого Духа, нині, і повсякчас, і на віки віків.</w:t>
       </w:r>
     </w:p>
     <w:p>
@@ -8568,34 +8478,24 @@
     </w:p>
     <w:p>
       <w:pPr>
-        <w:spacing w:line="240" w:lineRule="auto"/>
-        <w:rPr>
-          <w:rFonts w:ascii="Times New Roman" w:hAnsi="Times New Roman"/>
-          <w:sz w:val="24"/>
-        </w:rPr>
-      </w:pPr>
-      <w:r>
-        <w:rPr>
-          <w:rFonts w:ascii="Times New Roman" w:hAnsi="Times New Roman"/>
-          <w:i/>
-          <w:color w:val="FF0000"/>
-          <w:sz w:val="24"/>
-        </w:rPr>
-        <w:t xml:space="preserve">Священик: </w:t>
-      </w:r>
-      <w:r>
-        <w:rPr>
-          <w:rFonts w:ascii="Times New Roman" w:hAnsi="Times New Roman"/>
-          <w:sz w:val="24"/>
-        </w:rPr>
-        <w:t xml:space="preserve">Бо твоє є царство, і сила, і слава, Отця, і Сина, і Святого Духа, нині і повсякчас, і на віки </w:t>
-      </w:r>
-      <w:r>
-        <w:rPr>
-          <w:rFonts w:ascii="Times New Roman" w:hAnsi="Times New Roman"/>
-          <w:sz w:val="24"/>
-        </w:rPr>
-        <w:t>віків.</w:t>
+        <w:pStyle w:val="a"/>
+        <w:spacing w:after="120"/>
+      </w:pPr>
+      <w:r>
+        <w:rPr>
+          <w:rFonts w:ascii="Times New Roman" w:hAnsi="Times New Roman"/>
+          <w:i/>
+          <w:color w:val="FF0000"/>
+          <w:sz w:val="24"/>
+        </w:rPr>
+        <w:t>Священник:</w:t>
+      </w:r>
+      <w:r>
+        <w:rPr>
+          <w:rFonts w:ascii="Times New Roman" w:hAnsi="Times New Roman"/>
+          <w:sz w:val="24"/>
+        </w:rPr>
+        <w:t xml:space="preserve"> Бо Твоє є царство, і сила, і слава, Отця, і Сина, і Святого Духа, нині, і повсякчас, і на віки віків.</w:t>
       </w:r>
     </w:p>
     <w:p>
